--- a/kuz/sem6/Колосов Д.Е. - Лабораторная работа №7.docx
+++ b/kuz/sem6/Колосов Д.Е. - Лабораторная работа №7.docx
@@ -771,12 +771,39 @@
       </w:r>
     </w:p>
     <w:p>
+      <w:pPr>
+        <w:rPr>
+          <w:lang w:val="ru-RU"/>
+        </w:rPr>
+      </w:pPr>
       <w:r>
         <w:rPr>
           <w:lang w:val="ru-RU"/>
         </w:rPr>
         <w:t xml:space="preserve">4. ПЕРВЫЙ процесс должен напечатать на экране полученные данные. </w:t>
       </w:r>
+    </w:p>
+    <w:p>
+      <w:r>
+        <w:rPr>
+          <w:lang w:val="ru-RU"/>
+        </w:rPr>
+        <w:t xml:space="preserve">Вариант </w:t>
+      </w:r>
+      <w:r>
+        <w:rPr>
+          <w:lang w:val="ru-RU"/>
+        </w:rPr>
+        <w:t xml:space="preserve">4: </w:t>
+      </w:r>
+      <w:r>
+        <w:rPr>
+          <w:lang w:val="ru-RU"/>
+        </w:rPr>
+        <w:t>процесс, именованный канал.</w:t>
+      </w:r>
+      <w:bookmarkStart w:id="2" w:name="_GoBack"/>
+      <w:bookmarkEnd w:id="2"/>
       <w:r>
         <w:rPr>
           <w:lang w:val="ru-RU"/>
@@ -788,12 +815,12 @@
       <w:pPr>
         <w:pStyle w:val="1"/>
       </w:pPr>
-      <w:bookmarkStart w:id="2" w:name="_Toc222352689"/>
+      <w:bookmarkStart w:id="3" w:name="_Toc222352689"/>
       <w:r>
         <w:lastRenderedPageBreak/>
         <w:t>Ход работы</w:t>
       </w:r>
-      <w:bookmarkEnd w:id="2"/>
+      <w:bookmarkEnd w:id="3"/>
     </w:p>
     <w:p>
       <w:pPr>
@@ -2534,8 +2561,6 @@
         </w:rPr>
         <w:t>Простая аналогия</w:t>
       </w:r>
-      <w:bookmarkStart w:id="3" w:name="_GoBack"/>
-      <w:bookmarkEnd w:id="3"/>
       <w:r>
         <w:rPr>
           <w:lang w:val="ru-RU"/>
@@ -4359,7 +4384,7 @@
 </file>
 
 <file path=customXml/itemProps1.xml><?xml version="1.0" encoding="utf-8"?>
-<ds:datastoreItem xmlns:ds="http://schemas.openxmlformats.org/officeDocument/2006/customXml" ds:itemID="{584EF589-B7FD-45AB-ADD7-223ED0627190}">
+<ds:datastoreItem xmlns:ds="http://schemas.openxmlformats.org/officeDocument/2006/customXml" ds:itemID="{F2B3F1A2-42D5-47AD-9C22-D0A07E309F32}">
   <ds:schemaRefs>
     <ds:schemaRef ds:uri="http://schemas.openxmlformats.org/officeDocument/2006/bibliography"/>
   </ds:schemaRefs>
